--- a/static/downloads/de/docx/layer-4/conflict-resolution-ladder.docx
+++ b/static/downloads/de/docx/layer-4/conflict-resolution-ladder.docx
@@ -59,13 +59,13 @@
         <w:t xml:space="preserve">RCOS – Regenerative Community Operating System</w:t>
       </w:r>
     </w:p>
-    <w:bookmarkStart w:id="25" w:name="conflict-resolution-ladder"/>
+    <w:bookmarkStart w:id="25" w:name="konfliktlösungsleiter"/>
     <w:p>
       <w:pPr>
         <w:pStyle w:val="Heading1"/>
       </w:pPr>
       <w:r>
-        <w:t xml:space="preserve">Conflict Resolution Ladder</w:t>
+        <w:t xml:space="preserve">Konfliktlösungsleiter</w:t>
       </w:r>
     </w:p>
     <w:p>
@@ -145,18 +145,6 @@
       </w:hyperlink>
     </w:p>
     <w:p>
-      <w:pPr>
-        <w:pStyle w:val="BlockText"/>
-      </w:pPr>
-      <w:r>
-        <w:rPr>
-          <w:i/>
-          <w:iCs/>
-        </w:rPr>
-        <w:t xml:space="preserve">Dieser Inhalt ist noch nicht ins Deutsche übersetzt – die englische Quelle wird angezeigt.</w:t>
-      </w:r>
-    </w:p>
-    <w:p>
       <w:r>
         <w:pict>
           <v:rect style="width:0;height:1.5pt" o:hralign="center" o:hrstd="t" o:hr="t"/>
@@ -176,13 +164,13 @@
           <w:b/>
           <w:bCs/>
         </w:rPr>
-        <w:t xml:space="preserve">Layer:</w:t>
-      </w:r>
-      <w:r>
-        <w:t xml:space="preserve"> </w:t>
-      </w:r>
-      <w:r>
-        <w:t xml:space="preserve">4 — Conflict, Repair &amp; Accountability</w:t>
+        <w:t xml:space="preserve">Schicht:</w:t>
+      </w:r>
+      <w:r>
+        <w:t xml:space="preserve"> </w:t>
+      </w:r>
+      <w:r>
+        <w:t xml:space="preserve">4 — Konflikt, Wiedergutmachung &amp; Rechenschaftspflicht</w:t>
       </w:r>
     </w:p>
     <w:p>
@@ -204,7 +192,7 @@
         <w:t xml:space="preserve"> </w:t>
       </w:r>
       <w:r>
-        <w:t xml:space="preserve">Template — adapt for your community</w:t>
+        <w:t xml:space="preserve">Vorlage — an deine Gemeinschaft anpassen</w:t>
       </w:r>
     </w:p>
     <w:p>
@@ -220,7 +208,7 @@
           <w:b/>
           <w:bCs/>
         </w:rPr>
-        <w:t xml:space="preserve">RCOS reference:</w:t>
+        <w:t xml:space="preserve">RCOS-Referenz:</w:t>
       </w:r>
       <w:r>
         <w:t xml:space="preserve"> </w:t>
@@ -283,13 +271,13 @@
         </w:pict>
       </w:r>
     </w:p>
-    <w:bookmarkStart w:id="18" w:name="conflict-classification"/>
+    <w:bookmarkStart w:id="18" w:name="konfliktklassifizierung"/>
     <w:p>
       <w:pPr>
         <w:pStyle w:val="Heading2"/>
       </w:pPr>
       <w:r>
-        <w:t xml:space="preserve">Conflict Classification</w:t>
+        <w:t xml:space="preserve">Konfliktklassifizierung</w:t>
       </w:r>
     </w:p>
     <w:p>
@@ -301,7 +289,7 @@
           <w:i/>
           <w:iCs/>
         </w:rPr>
-        <w:t xml:space="preserve">RCOS clauses:</w:t>
+        <w:t xml:space="preserve">RCOS-Klauseln:</w:t>
       </w:r>
       <w:r>
         <w:rPr>
@@ -450,7 +438,7 @@
           <w:b/>
           <w:bCs/>
         </w:rPr>
-        <w:t xml:space="preserve">Begründung — Why classify conflicts at all</w:t>
+        <w:t xml:space="preserve">Begründung — Warum Konflikte überhaupt klassifizieren</w:t>
       </w:r>
     </w:p>
     <w:p>
@@ -458,7 +446,7 @@
         <w:pStyle w:val="BlockText"/>
       </w:pPr>
       <w:r>
-        <w:t xml:space="preserve">Without named classes, every dispute gets treated the same — or worse, treated differently based on who is involved. Explicit classes set the entry point, the response window, and the documentation burden up front, so safety-critical matters cannot be quietly routed through a friendly chat and minor friction cannot be weaponized into a formal review.</w:t>
+        <w:t xml:space="preserve">Ohne benannte Klassen wird jeder Streit gleich behandelt — oder schlimmer noch, je nach beteiligter Person unterschiedlich. Explizite Klassen legen den Einstiegspunkt, das Reaktionsfenster und den Dokumentationsaufwand von vornherein fest, sodass sicherheitskritische Angelegenheiten nicht stillschweigend über ein freundliches Gespräch abgehandelt und geringfügige Reibungen nicht zu einer formellen Überprüfung aufgebauscht werden können.</w:t>
       </w:r>
     </w:p>
     <w:p>
@@ -470,7 +458,7 @@
           <w:b/>
           <w:bCs/>
         </w:rPr>
-        <w:t xml:space="preserve">Anleitung — How to fill this in</w:t>
+        <w:t xml:space="preserve">Anleitung — Wie du das ausfüllst</w:t>
       </w:r>
     </w:p>
     <w:p>
@@ -478,7 +466,7 @@
         <w:pStyle w:val="BlockText"/>
       </w:pPr>
       <w:r>
-        <w:t xml:space="preserve">For each class, set entry criteria, the entry step in the ladder, the initial response window, and the documentation burden.</w:t>
+        <w:t xml:space="preserve">Lege für jede Klasse die Eintrittskriterien, die Einstiegsstufe in der Leiter, das anfängliche Reaktionsfenster und den Dokumentationsaufwand fest.</w:t>
       </w:r>
     </w:p>
     <w:tbl>
@@ -505,7 +493,7 @@
               <w:pStyle w:val="Compact"/>
             </w:pPr>
             <w:r>
-              <w:t xml:space="preserve">Class</w:t>
+              <w:t xml:space="preserve">Klasse</w:t>
             </w:r>
           </w:p>
         </w:tc>
@@ -516,7 +504,7 @@
               <w:pStyle w:val="Compact"/>
             </w:pPr>
             <w:r>
-              <w:t xml:space="preserve">Entry criteria</w:t>
+              <w:t xml:space="preserve">Eintrittskriterien</w:t>
             </w:r>
           </w:p>
         </w:tc>
@@ -527,7 +515,7 @@
               <w:pStyle w:val="Compact"/>
             </w:pPr>
             <w:r>
-              <w:t xml:space="preserve">Entry point</w:t>
+              <w:t xml:space="preserve">Einstiegspunkt</w:t>
             </w:r>
           </w:p>
         </w:tc>
@@ -538,7 +526,7 @@
               <w:pStyle w:val="Compact"/>
             </w:pPr>
             <w:r>
-              <w:t xml:space="preserve">Initial response window</w:t>
+              <w:t xml:space="preserve">Anfängliches Reaktionsfenster</w:t>
             </w:r>
           </w:p>
         </w:tc>
@@ -549,7 +537,7 @@
               <w:pStyle w:val="Compact"/>
             </w:pPr>
             <w:r>
-              <w:t xml:space="preserve">Documentation</w:t>
+              <w:t xml:space="preserve">Dokumentation</w:t>
             </w:r>
           </w:p>
         </w:tc>
@@ -582,7 +570,7 @@
                 <w:i/>
                 <w:iCs/>
               </w:rPr>
-              <w:t xml:space="preserve">&lt;Step 1&gt;</w:t>
+              <w:t xml:space="preserve">&lt;Stufe 1&gt;</w:t>
             </w:r>
           </w:p>
         </w:tc>
@@ -618,6 +606,13 @@
             <w:pPr>
               <w:pStyle w:val="Compact"/>
             </w:pPr>
+            <w:r>
+              <w:rPr>
+                <w:i/>
+                <w:iCs/>
+              </w:rPr>
+              <w:t xml:space="preserve">&lt;Streit über Rollenausübung&gt;</w:t>
+            </w:r>
           </w:p>
         </w:tc>
         <w:tc>
@@ -681,6 +676,13 @@
             <w:pPr>
               <w:pStyle w:val="Compact"/>
             </w:pPr>
+            <w:r>
+              <w:rPr>
+                <w:i/>
+                <w:iCs/>
+              </w:rPr>
+              <w:t xml:space="preserve">&lt;Streit über Governance-Prozesse&gt;</w:t>
+            </w:r>
           </w:p>
         </w:tc>
         <w:tc>
@@ -741,7 +743,7 @@
                 <w:i/>
                 <w:iCs/>
               </w:rPr>
-              <w:t xml:space="preserve">&lt;Ethical / obligation breach&gt;</w:t>
+              <w:t xml:space="preserve">&lt;Ethischer / Pflichtverstoss&gt;</w:t>
             </w:r>
           </w:p>
         </w:tc>
@@ -826,7 +828,7 @@
                 <w:i/>
                 <w:iCs/>
               </w:rPr>
-              <w:t xml:space="preserve">&lt;credible safety risk, coercion, abuse, or threats&gt;</w:t>
+              <w:t xml:space="preserve">&lt;glaubhaftes Sicherheitsrisiko, Nötigung, Missbrauch oder Drohungen&gt;</w:t>
             </w:r>
           </w:p>
         </w:tc>
@@ -836,6 +838,13 @@
             <w:pPr>
               <w:pStyle w:val="Compact"/>
             </w:pPr>
+            <w:r>
+              <w:rPr>
+                <w:i/>
+                <w:iCs/>
+              </w:rPr>
+              <w:t xml:space="preserve">&lt;überspringt frühere Stufen&gt;</w:t>
+            </w:r>
           </w:p>
         </w:tc>
         <w:tc>
@@ -857,7 +866,7 @@
                 <w:i/>
                 <w:iCs/>
               </w:rPr>
-              <w:t xml:space="preserve">&lt;from intake; immediate action permitted&gt;</w:t>
+              <w:t xml:space="preserve">&lt;ab Eingang; sofortiges Handeln erlaubt&gt;</w:t>
             </w:r>
           </w:p>
         </w:tc>
@@ -868,17 +877,17 @@
         <w:pStyle w:val="BlockText"/>
       </w:pPr>
       <w:r>
-        <w:t xml:space="preserve">Safety-critical conflicts override participation rights, role continuity, and operational convenience.</w:t>
+        <w:t xml:space="preserve">Sicherheitskritische Konflikte setzen Teilnahmerechte, Rollenkontinuität und betriebliche Zweckmässigkeit ausser Kraft.</w:t>
       </w:r>
     </w:p>
     <w:bookmarkEnd w:id="18"/>
-    <w:bookmarkStart w:id="19" w:name="resolution-ladder-steps"/>
+    <w:bookmarkStart w:id="19" w:name="stufen-der-lösungsleiter"/>
     <w:p>
       <w:pPr>
         <w:pStyle w:val="Heading2"/>
       </w:pPr>
       <w:r>
-        <w:t xml:space="preserve">Resolution Ladder Steps</w:t>
+        <w:t xml:space="preserve">Stufen der Lösungsleiter</w:t>
       </w:r>
     </w:p>
     <w:p>
@@ -890,7 +899,7 @@
           <w:i/>
           <w:iCs/>
         </w:rPr>
-        <w:t xml:space="preserve">RCOS clauses:</w:t>
+        <w:t xml:space="preserve">RCOS-Klauseln:</w:t>
       </w:r>
       <w:r>
         <w:rPr>
@@ -1039,7 +1048,7 @@
           <w:b/>
           <w:bCs/>
         </w:rPr>
-        <w:t xml:space="preserve">Begründung — Why a stepped ladder instead of a single process</w:t>
+        <w:t xml:space="preserve">Begründung — Warum eine abgestufte Leiter statt eines einzigen Prozesses</w:t>
       </w:r>
     </w:p>
     <w:p>
@@ -1047,7 +1056,7 @@
         <w:pStyle w:val="BlockText"/>
       </w:pPr>
       <w:r>
-        <w:t xml:space="preserve">Most conflict is low-stakes and best resolved between the people involved; forcing everything into formal review would kill trust and flood the governance system. A ladder matches process weight to dispute weight — private conversation first, facilitated dialogue next, written record only when needed, governance vote only when all else fails. It also makes escalation a structural right, not a favour granted by whoever holds social power.</w:t>
+        <w:t xml:space="preserve">Die meisten Konflikte sind niedrigschwellig und lassen sich am besten zwischen den Beteiligten lösen; alles in eine formelle Überprüfung zu zwingen würde Vertrauen zerstören und das Governance-System überfluten. Eine Leiter passt den Prozessaufwand an das Streitgewicht an — zuerst ein privates Gespräch, dann ein moderierter Dialog, eine schriftliche Dokumentation nur bei Bedarf, eine Governance-Abstimmung nur wenn alles andere scheitert. Ausserdem wird die Eskalation zu einem strukturellen Recht, statt einem Gefallen, der von der Person mit der meisten sozialen Macht gewährt wird.</w:t>
       </w:r>
     </w:p>
     <w:p>
@@ -1059,7 +1068,7 @@
           <w:b/>
           <w:bCs/>
         </w:rPr>
-        <w:t xml:space="preserve">Anleitung — How to fill this in</w:t>
+        <w:t xml:space="preserve">Anleitung — Wie du das ausfüllst</w:t>
       </w:r>
     </w:p>
     <w:p>
@@ -1067,7 +1076,7 @@
         <w:pStyle w:val="BlockText"/>
       </w:pPr>
       <w:r>
-        <w:t xml:space="preserve">Define each ladder step: who is involved, what happens, the time window, and the escalation rule. Keep the early steps light and confidential; reserve formal review for later steps.</w:t>
+        <w:t xml:space="preserve">Definiere jede Leiterstufe: wer beteiligt ist, was passiert, das Zeitfenster und die Eskalationsregel. Halte die frühen Stufen leicht und vertraulich; reserviere die formelle Überprüfung für spätere Stufen.</w:t>
       </w:r>
     </w:p>
     <w:p>
@@ -1083,7 +1092,7 @@
           <w:b/>
           <w:bCs/>
         </w:rPr>
-        <w:t xml:space="preserve">Direct conversation</w:t>
+        <w:t xml:space="preserve">Direktes Gespräch</w:t>
       </w:r>
       <w:r>
         <w:t xml:space="preserve"> </w:t>
@@ -1099,7 +1108,7 @@
           <w:i/>
           <w:iCs/>
         </w:rPr>
-        <w:t xml:space="preserve">&lt;parties attempt to resolve privately; window; outcome rules.&gt;</w:t>
+        <w:t xml:space="preserve">&lt;Parteien versuchen, die Sache privat zu klären; Zeitfenster; Ergebnisregeln.&gt;</w:t>
       </w:r>
     </w:p>
     <w:p>
@@ -1115,7 +1124,7 @@
           <w:b/>
           <w:bCs/>
         </w:rPr>
-        <w:t xml:space="preserve">Facilitated dialogue</w:t>
+        <w:t xml:space="preserve">Moderierter Dialog</w:t>
       </w:r>
       <w:r>
         <w:t xml:space="preserve"> </w:t>
@@ -1131,7 +1140,7 @@
           <w:i/>
           <w:iCs/>
         </w:rPr>
-        <w:t xml:space="preserve">&lt;facilitator hosts conversation; confidentiality; window; outcome rules.&gt;</w:t>
+        <w:t xml:space="preserve">&lt;Moderator*in leitet das Gespräch; Vertraulichkeit; Zeitfenster; Ergebnisregeln.&gt;</w:t>
       </w:r>
     </w:p>
     <w:p>
@@ -1147,7 +1156,7 @@
           <w:b/>
           <w:bCs/>
         </w:rPr>
-        <w:t xml:space="preserve">Accountability intake</w:t>
+        <w:t xml:space="preserve">Rechenschafts-Eingang</w:t>
       </w:r>
       <w:r>
         <w:t xml:space="preserve"> </w:t>
@@ -1163,7 +1172,7 @@
           <w:i/>
           <w:iCs/>
         </w:rPr>
-        <w:t xml:space="preserve">&lt;formal written record opened; submissions; window; outcome rules.&gt;</w:t>
+        <w:t xml:space="preserve">&lt;formelle schriftliche Dokumentation wird eröffnet; Eingaben; Zeitfenster; Ergebnisregeln.&gt;</w:t>
       </w:r>
     </w:p>
     <w:p>
@@ -1179,7 +1188,7 @@
           <w:b/>
           <w:bCs/>
         </w:rPr>
-        <w:t xml:space="preserve">Accountability review</w:t>
+        <w:t xml:space="preserve">Rechenschafts-Überprüfung</w:t>
       </w:r>
       <w:r>
         <w:t xml:space="preserve"> </w:t>
@@ -1195,7 +1204,7 @@
           <w:i/>
           <w:iCs/>
         </w:rPr>
-        <w:t xml:space="preserve">&lt;structured review; both parties present; written recommendation; window; outcome rules.&gt;</w:t>
+        <w:t xml:space="preserve">&lt;strukturierte Überprüfung; beide Parteien anwesend; schriftliche Empfehlung; Zeitfenster; Ergebnisregeln.&gt;</w:t>
       </w:r>
     </w:p>
     <w:p>
@@ -1211,7 +1220,7 @@
           <w:b/>
           <w:bCs/>
         </w:rPr>
-        <w:t xml:space="preserve">Governance decision</w:t>
+        <w:t xml:space="preserve">Governance-Entscheidung</w:t>
       </w:r>
       <w:r>
         <w:t xml:space="preserve"> </w:t>
@@ -1227,7 +1236,7 @@
           <w:i/>
           <w:iCs/>
         </w:rPr>
-        <w:t xml:space="preserve">&lt;minimum-necessary disclosure to Full Members; deliberation period; vote mechanism and threshold.&gt;</w:t>
+        <w:t xml:space="preserve">&lt;minimalnotwendige Offenlegung gegenüber Vollmitgliedern; Beratungsfrist; Abstimmungsverfahren und Schwellenwert.&gt;</w:t>
       </w:r>
     </w:p>
     <w:p>
@@ -1243,7 +1252,7 @@
           <w:b/>
           <w:bCs/>
         </w:rPr>
-        <w:t xml:space="preserve">Separation process</w:t>
+        <w:t xml:space="preserve">Trennungsprozess</w:t>
       </w:r>
       <w:r>
         <w:t xml:space="preserve"> </w:t>
@@ -1259,17 +1268,17 @@
           <w:i/>
           <w:iCs/>
         </w:rPr>
-        <w:t xml:space="preserve">&lt;coordinated with the Exit &amp; Separation Protocol; minimum re-application block.&gt;</w:t>
+        <w:t xml:space="preserve">&lt;koordiniert mit dem Austritts- &amp; Trennungsprotokoll; Mindest-Sperrfrist für erneute Bewerbung.&gt;</w:t>
       </w:r>
     </w:p>
     <w:bookmarkEnd w:id="19"/>
-    <w:bookmarkStart w:id="20" w:name="non-response-withdrawal-and-deadlock"/>
+    <w:bookmarkStart w:id="20" w:name="nichtreaktion-rückzug-und-pattsituation"/>
     <w:p>
       <w:pPr>
         <w:pStyle w:val="Heading2"/>
       </w:pPr>
       <w:r>
-        <w:t xml:space="preserve">Non-Response, Withdrawal, and Deadlock</w:t>
+        <w:t xml:space="preserve">Nichtreaktion, Rückzug und Pattsituation</w:t>
       </w:r>
     </w:p>
     <w:p>
@@ -1281,7 +1290,7 @@
           <w:i/>
           <w:iCs/>
         </w:rPr>
-        <w:t xml:space="preserve">RCOS clauses:</w:t>
+        <w:t xml:space="preserve">RCOS-Klauseln:</w:t>
       </w:r>
       <w:r>
         <w:rPr>
@@ -1334,7 +1343,7 @@
           <w:b/>
           <w:bCs/>
         </w:rPr>
-        <w:t xml:space="preserve">Begründung — What stops a process from being killed by silence</w:t>
+        <w:t xml:space="preserve">Begründung — Was verhindert, dass ein Prozess durch Schweigen sabotiert wird</w:t>
       </w:r>
     </w:p>
     <w:p>
@@ -1342,7 +1351,7 @@
         <w:pStyle w:val="BlockText"/>
       </w:pPr>
       <w:r>
-        <w:t xml:space="preserve">The easiest way to defeat any accountability process is to ignore it. If non-response, withdrawal, or deadlock leaves the matter frozen, the party on the receiving end of harm carries the cost of the inaction. Explicit rules for each failure mode convert silence into a documented escalation trigger rather than a veto.</w:t>
+        <w:t xml:space="preserve">Der einfachste Weg, jeden Rechenschaftsprozess auszuhebeln, ist ihn zu ignorieren. Wenn Nichtreaktion, Rückzug oder Pattsituation die Angelegenheit einfriert, trägt die geschädigte Partei die Kosten der Untätigkeit. Explizite Regeln für jeden Ausfallmodus verwandeln Schweigen in einen dokumentierten Eskalationsauslöser statt in ein Veto.</w:t>
       </w:r>
     </w:p>
     <w:p>
@@ -1354,7 +1363,7 @@
           <w:b/>
           <w:bCs/>
         </w:rPr>
-        <w:t xml:space="preserve">Anleitung — How to fill this in</w:t>
+        <w:t xml:space="preserve">Anleitung — Wie du das ausfüllst</w:t>
       </w:r>
     </w:p>
     <w:p>
@@ -1362,7 +1371,7 @@
         <w:pStyle w:val="BlockText"/>
       </w:pPr>
       <w:r>
-        <w:t xml:space="preserve">Define how non-response, mid-process withdrawal, deadlock, and procedural failure are handled. Each should have a documented escalation path.</w:t>
+        <w:t xml:space="preserve">Definiere, wie Nichtreaktion, Rückzug während des Prozesses, Pattsituationen und Verfahrensfehler behandelt werden. Jeder Fall sollte einen dokumentierten Eskalationspfad haben.</w:t>
       </w:r>
     </w:p>
     <w:p>
@@ -1374,7 +1383,7 @@
           <w:b/>
           <w:bCs/>
         </w:rPr>
-        <w:t xml:space="preserve">If a party does not respond within the defined window:</w:t>
+        <w:t xml:space="preserve">Wenn eine Partei nicht innerhalb des definierten Zeitfensters reagiert:</w:t>
       </w:r>
     </w:p>
     <w:p>
@@ -1390,7 +1399,7 @@
           <w:i/>
           <w:iCs/>
         </w:rPr>
-        <w:t xml:space="preserve">&lt;Follow-up notice; additional grace period; treatment of continued silence as non-resolution; escalation rule.&gt;</w:t>
+        <w:t xml:space="preserve">&lt;Folgebenachrichtigung; zusätzliche Nachfrist; Behandlung anhaltenden Schweigens als Nichtlösung; Eskalationsregel.&gt;</w:t>
       </w:r>
     </w:p>
     <w:p>
@@ -1402,7 +1411,7 @@
           <w:b/>
           <w:bCs/>
         </w:rPr>
-        <w:t xml:space="preserve">If a party withdraws mid-process:</w:t>
+        <w:t xml:space="preserve">Wenn eine Partei sich während des Prozesses zurückzieht:</w:t>
       </w:r>
     </w:p>
     <w:p>
@@ -1418,7 +1427,7 @@
           <w:i/>
           <w:iCs/>
         </w:rPr>
-        <w:t xml:space="preserve">&lt;Notification of withdrawal; option for the other party to close or request a written summary; escalation rule for outstanding accountability matters.&gt;</w:t>
+        <w:t xml:space="preserve">&lt;Mitteilung über den Rückzug; Option für die andere Partei, den Fall abzuschliessen oder eine schriftliche Zusammenfassung anzufordern; Eskalationsregel für offene Rechenschaftsfragen.&gt;</w:t>
       </w:r>
     </w:p>
     <w:p>
@@ -1430,7 +1439,7 @@
           <w:b/>
           <w:bCs/>
         </w:rPr>
-        <w:t xml:space="preserve">Deadlock (all resolution attempts exhausted):</w:t>
+        <w:t xml:space="preserve">Pattsituation (alle Lösungsversuche ausgeschöpft):</w:t>
       </w:r>
     </w:p>
     <w:p>
@@ -1446,7 +1455,7 @@
           <w:i/>
           <w:iCs/>
         </w:rPr>
-        <w:t xml:space="preserve">&lt;Documentation of the deadlock; escalation to governance decision.&gt;</w:t>
+        <w:t xml:space="preserve">&lt;Dokumentation der Pattsituation; Eskalation zur Governance-Entscheidung.&gt;</w:t>
       </w:r>
     </w:p>
     <w:p>
@@ -1458,7 +1467,7 @@
           <w:b/>
           <w:bCs/>
         </w:rPr>
-        <w:t xml:space="preserve">Procedural failure review:</w:t>
+        <w:t xml:space="preserve">Überprüfung bei Verfahrensfehlern:</w:t>
       </w:r>
     </w:p>
     <w:p>
@@ -1474,7 +1483,7 @@
           <w:i/>
           <w:iCs/>
         </w:rPr>
-        <w:t xml:space="preserve">&lt;How procedural objections are raised; where they are logged; trigger for review of this artifact under the Change Protocol.&gt;</w:t>
+        <w:t xml:space="preserve">&lt;Wie Verfahrenseinwände erhoben werden; wo sie protokolliert werden; Auslöser für eine Überprüfung dieses Artefakts gemäss dem Änderungsprotokoll.&gt;</w:t>
       </w:r>
     </w:p>
     <w:p>
@@ -1485,13 +1494,13 @@
       </w:r>
     </w:p>
     <w:bookmarkEnd w:id="20"/>
-    <w:bookmarkStart w:id="21" w:name="facilitator-selection-and-replacement"/>
+    <w:bookmarkStart w:id="21" w:name="auswahl-und-ersetzung-der-moderation"/>
     <w:p>
       <w:pPr>
         <w:pStyle w:val="Heading2"/>
       </w:pPr>
       <w:r>
-        <w:t xml:space="preserve">Facilitator Selection and Replacement</w:t>
+        <w:t xml:space="preserve">Auswahl und Ersetzung der Moderation</w:t>
       </w:r>
     </w:p>
     <w:p>
@@ -1503,7 +1512,7 @@
           <w:i/>
           <w:iCs/>
         </w:rPr>
-        <w:t xml:space="preserve">RCOS clauses:</w:t>
+        <w:t xml:space="preserve">RCOS-Klauseln:</w:t>
       </w:r>
       <w:r>
         <w:rPr>
@@ -1556,7 +1565,7 @@
           <w:b/>
           <w:bCs/>
         </w:rPr>
-        <w:t xml:space="preserve">Begründung — Why name how the Facilitator is chosen or replaced</w:t>
+        <w:t xml:space="preserve">Begründung — Warum festlegen, wie die Moderation ausgewählt oder ersetzt wird</w:t>
       </w:r>
     </w:p>
     <w:p>
@@ -1564,7 +1573,7 @@
         <w:pStyle w:val="BlockText"/>
       </w:pPr>
       <w:r>
-        <w:t xml:space="preserve">A facilitator who is implicated in the conflict — or socially aligned with one party — cannot hold the process fairly, no matter how good their intentions. Naming selection and replacement rules up front means the affected party does not have to fight for a neutral hearing while already under stress.</w:t>
+        <w:t xml:space="preserve">Eine moderierende Person, die selbst in den Konflikt verwickelt ist — oder sozial einer Partei nahesteht — kann den Prozess nicht fair führen, egal wie gut ihre Absichten sind. Auswahl- und Ersetzungsregeln vorab festzulegen bedeutet, dass die betroffene Partei nicht um ein neutrales Verfahren kämpfen muss, während sie ohnehin unter Stress steht.</w:t>
       </w:r>
     </w:p>
     <w:p>
@@ -1576,7 +1585,7 @@
           <w:b/>
           <w:bCs/>
         </w:rPr>
-        <w:t xml:space="preserve">Anleitung — How to fill this in</w:t>
+        <w:t xml:space="preserve">Anleitung — Wie du das ausfüllst</w:t>
       </w:r>
     </w:p>
     <w:p>
@@ -1584,7 +1593,7 @@
         <w:pStyle w:val="BlockText"/>
       </w:pPr>
       <w:r>
-        <w:t xml:space="preserve">State the default facilitator role, the rule when the facilitator is a party, the right to decline, and any provision for external facilitation.</w:t>
+        <w:t xml:space="preserve">Lege die standardmässige Moderationsrolle fest, die Regel für den Fall, dass die moderierende Person selbst Partei ist, das Ablehnungsrecht und eine optionale externe Moderation.</w:t>
       </w:r>
     </w:p>
     <w:p>
@@ -1595,6 +1604,13 @@
           <w:numId w:val="1008"/>
         </w:numPr>
       </w:pPr>
+      <w:r>
+        <w:rPr>
+          <w:i/>
+          <w:iCs/>
+        </w:rPr>
+        <w:t xml:space="preserve">&lt;Standard-Moderationsrolle gemäss dem Rollenverzeichnis.&gt;</w:t>
+      </w:r>
     </w:p>
     <w:p>
       <w:pPr>
@@ -1609,7 +1625,7 @@
           <w:i/>
           <w:iCs/>
         </w:rPr>
-        <w:t xml:space="preserve">&lt;Rule when the facilitator is a party — selection of a neutral substitute.&gt;</w:t>
+        <w:t xml:space="preserve">&lt;Regel für den Fall, dass die moderierende Person selbst Partei ist — Auswahl einer neutralen Vertretung.&gt;</w:t>
       </w:r>
     </w:p>
     <w:p>
@@ -1620,6 +1636,13 @@
           <w:numId w:val="1008"/>
         </w:numPr>
       </w:pPr>
+      <w:r>
+        <w:rPr>
+          <w:i/>
+          <w:iCs/>
+        </w:rPr>
+        <w:t xml:space="preserve">&lt;Recht jeder Partei, eine moderierende Person bei festgestelltem Interessenkonflikt abzulehnen.&gt;</w:t>
+      </w:r>
     </w:p>
     <w:p>
       <w:pPr>
@@ -1631,13 +1654,13 @@
       </w:pPr>
     </w:p>
     <w:bookmarkEnd w:id="21"/>
-    <w:bookmarkStart w:id="22" w:name="X19f5fe057d25adae32f263c153bbffc77ee75e3"/>
+    <w:bookmarkStart w:id="22" w:name="Xb72de4e56001a7c93c3af91e4d6f8daef5aac25"/>
     <w:p>
       <w:pPr>
         <w:pStyle w:val="Heading2"/>
       </w:pPr>
       <w:r>
-        <w:t xml:space="preserve">Privacy and Information Access Boundaries</w:t>
+        <w:t xml:space="preserve">Datenschutz und Informationszugangsgrenzen</w:t>
       </w:r>
     </w:p>
     <w:p>
@@ -1649,7 +1672,7 @@
           <w:i/>
           <w:iCs/>
         </w:rPr>
-        <w:t xml:space="preserve">RCOS clauses:</w:t>
+        <w:t xml:space="preserve">RCOS-Klauseln:</w:t>
       </w:r>
       <w:r>
         <w:rPr>
@@ -1678,7 +1701,7 @@
           <w:b/>
           <w:bCs/>
         </w:rPr>
-        <w:t xml:space="preserve">Begründung — Why bound information flow so tightly</w:t>
+        <w:t xml:space="preserve">Begründung — Warum den Informationsfluss so streng begrenzen</w:t>
       </w:r>
     </w:p>
     <w:p>
@@ -1686,7 +1709,7 @@
         <w:pStyle w:val="BlockText"/>
       </w:pPr>
       <w:r>
-        <w:t xml:space="preserve">Conflict records contain the most sensitive material the community holds. Leaks, gossip, or casual disclosure cause second-order harm and deter future reporting. Explicit boundaries — what stays with the parties, what reaches Full Members, and when records are destroyed — make confidentiality enforceable rather than aspirational.</w:t>
+        <w:t xml:space="preserve">Konfliktakten enthalten das sensibelste Material, über das die Gemeinschaft verfügt. Durchsickern, Klatsch oder beiläufige Weitergabe verursachen Folgeschäden und schrecken vor zukünftigen Meldungen ab. Explizite Grenzen — was bei den Parteien bleibt, was die Vollmitglieder erfahren und wann Akten vernichtet werden — machen Vertraulichkeit durchsetzbar statt nur wünschenswert.</w:t>
       </w:r>
     </w:p>
     <w:p>
@@ -1698,7 +1721,7 @@
           <w:b/>
           <w:bCs/>
         </w:rPr>
-        <w:t xml:space="preserve">Anleitung — How to fill this in</w:t>
+        <w:t xml:space="preserve">Anleitung — Wie du das ausfüllst</w:t>
       </w:r>
     </w:p>
     <w:p>
@@ -1706,7 +1729,7 @@
         <w:pStyle w:val="BlockText"/>
       </w:pPr>
       <w:r>
-        <w:t xml:space="preserve">State which steps are fully confidential, what minimum information may be disclosed at the governance step, the retention period, and the non-disclosure obligation.</w:t>
+        <w:t xml:space="preserve">Lege fest, welche Stufen vollständig vertraulich sind, welche Mindestinformationen in der Governance-Stufe offengelegt werden dürfen, die Aufbewahrungsfrist und die Verschwiegenheitspflicht.</w:t>
       </w:r>
     </w:p>
     <w:p>
@@ -1722,7 +1745,7 @@
           <w:i/>
           <w:iCs/>
         </w:rPr>
-        <w:t xml:space="preserve">&lt;Steps 1–4: fully confidential; only parties and Facilitator may access records.&gt;</w:t>
+        <w:t xml:space="preserve">&lt;Stufen 1–4: vollständig vertraulich; nur Parteien und Moderation haben Zugang zu den Akten.&gt;</w:t>
       </w:r>
     </w:p>
     <w:p>
@@ -1738,35 +1761,7 @@
           <w:i/>
           <w:iCs/>
         </w:rPr>
-        <w:t xml:space="preserve">&lt;Steps 5–6: minimum necessary information disclosed to Full Members; parties notified before disclosure. Define what</w:t>
-      </w:r>
-      <w:r>
-        <w:rPr>
-          <w:i/>
-          <w:iCs/>
-        </w:rPr>
-        <w:t xml:space="preserve"> </w:t>
-      </w:r>
-      <w:r>
-        <w:rPr>
-          <w:i/>
-          <w:iCs/>
-        </w:rPr>
-        <w:t xml:space="preserve">“minimum necessary”</w:t>
-      </w:r>
-      <w:r>
-        <w:rPr>
-          <w:i/>
-          <w:iCs/>
-        </w:rPr>
-        <w:t xml:space="preserve"> </w:t>
-      </w:r>
-      <w:r>
-        <w:rPr>
-          <w:i/>
-          <w:iCs/>
-        </w:rPr>
-        <w:t xml:space="preserve">means.&gt;</w:t>
+        <w:t xml:space="preserve">&lt;Stufen 5–6: minimalnotwendige Informationen werden den Vollmitgliedern offengelegt; Parteien werden vor der Offenlegung benachrichtigt. Definiere, was „minimalnotwendig“ bedeutet.&gt;</w:t>
       </w:r>
     </w:p>
     <w:p>
@@ -1782,7 +1777,7 @@
           <w:i/>
           <w:iCs/>
         </w:rPr>
-        <w:t xml:space="preserve">&lt;Record retention: who holds records, for how long, then destroyed.&gt;</w:t>
+        <w:t xml:space="preserve">&lt;Aufbewahrung: wer die Akten verwahrt, für wie lange, danach Vernichtung.&gt;</w:t>
       </w:r>
     </w:p>
     <w:p>
@@ -1798,17 +1793,33 @@
           <w:i/>
           <w:iCs/>
         </w:rPr>
-        <w:t xml:space="preserve">&lt;Non-disclosure: no participant may share information about the process outside the defined participants without written consent of all parties.&gt;</w:t>
+        <w:t xml:space="preserve">&lt;Verschwiegenheit: kein</w:t>
+      </w:r>
+      <w:r>
+        <w:rPr>
+          <w:i/>
+          <w:i/>
+          <w:iCs/>
+          <w:iCs/>
+        </w:rPr>
+        <w:t xml:space="preserve">e Teilnehmer</w:t>
+      </w:r>
+      <w:r>
+        <w:rPr>
+          <w:i/>
+          <w:iCs/>
+        </w:rPr>
+        <w:t xml:space="preserve">in darf Informationen über den Prozess ausserhalb der definierten Beteiligten ohne schriftliche Zustimmung aller Parteien weitergeben.&gt;</w:t>
       </w:r>
     </w:p>
     <w:bookmarkEnd w:id="22"/>
-    <w:bookmarkStart w:id="23" w:name="safeguards"/>
+    <w:bookmarkStart w:id="23" w:name="schutzmassnahmen"/>
     <w:p>
       <w:pPr>
         <w:pStyle w:val="Heading2"/>
       </w:pPr>
       <w:r>
-        <w:t xml:space="preserve">Safeguards</w:t>
+        <w:t xml:space="preserve">Schutzmassnahmen</w:t>
       </w:r>
     </w:p>
     <w:p>
@@ -1820,7 +1831,7 @@
           <w:i/>
           <w:iCs/>
         </w:rPr>
-        <w:t xml:space="preserve">RCOS clauses:</w:t>
+        <w:t xml:space="preserve">RCOS-Klauseln:</w:t>
       </w:r>
       <w:r>
         <w:rPr>
@@ -1945,7 +1956,7 @@
           <w:b/>
           <w:bCs/>
         </w:rPr>
-        <w:t xml:space="preserve">Begründung — Why do safeguards exist on top of the ladder</w:t>
+        <w:t xml:space="preserve">Begründung — Warum gibt es Schutzmassnahmen zusätzlich zur Leiter</w:t>
       </w:r>
     </w:p>
     <w:p>
@@ -1953,7 +1964,7 @@
         <w:pStyle w:val="BlockText"/>
       </w:pPr>
       <w:r>
-        <w:t xml:space="preserve">Process alone does not protect the party with less power. Retaliation, bad-faith complaints, conflicted facilitators, and unreviewed safety risks can all neutralize an otherwise good procedure. Safeguards are the backstops that keep the ladder functional when incentives push against honest reporting.</w:t>
+        <w:t xml:space="preserve">Ein Prozess allein schützt nicht die Partei mit weniger Macht. Vergeltung, böswillige Beschwerden, befangene Moderation und ungeprüfte Sicherheitsrisiken können ein ansonsten gutes Verfahren aushebeln. Schutzmassnahmen sind die Sicherheitsnetze, die die Leiter funktionsfähig halten, wenn Anreize gegen ehrliche Meldungen wirken.</w:t>
       </w:r>
     </w:p>
     <w:p>
@@ -1965,7 +1976,7 @@
           <w:b/>
           <w:bCs/>
         </w:rPr>
-        <w:t xml:space="preserve">Anleitung — How to fill this in</w:t>
+        <w:t xml:space="preserve">Anleitung — Wie du das ausfüllst</w:t>
       </w:r>
     </w:p>
     <w:p>
@@ -1973,7 +1984,7 @@
         <w:pStyle w:val="BlockText"/>
       </w:pPr>
       <w:r>
-        <w:t xml:space="preserve">For each safeguard, state the rule and the consequence when it is violated. Power-differential cases need their own intake channel.</w:t>
+        <w:t xml:space="preserve">Lege für jede Schutzmassnahme die Regel und die Konsequenz bei Verstoss fest. Fälle mit Machtgefälle benötigen einen eigenen Eingangskanal.</w:t>
       </w:r>
     </w:p>
     <w:p>
@@ -1989,10 +2000,17 @@
           <w:b/>
           <w:bCs/>
         </w:rPr>
-        <w:t xml:space="preserve">Anti-retaliation:</w:t>
-      </w:r>
-      <w:r>
-        <w:t xml:space="preserve"> </w:t>
+        <w:t xml:space="preserve">Vergeltungsschutz:</w:t>
+      </w:r>
+      <w:r>
+        <w:t xml:space="preserve"> </w:t>
+      </w:r>
+      <w:r>
+        <w:rPr>
+          <w:i/>
+          <w:iCs/>
+        </w:rPr>
+        <w:t xml:space="preserve">&lt;Vergeltung gegen ein Mitglied, das in gutem Glauben einen Konflikt meldet, ist selbst Grund für ein Rechenschaftsverfahren.&gt;</w:t>
       </w:r>
     </w:p>
     <w:p>
@@ -2008,10 +2026,17 @@
           <w:b/>
           <w:bCs/>
         </w:rPr>
-        <w:t xml:space="preserve">Bad-faith complaints:</w:t>
-      </w:r>
-      <w:r>
-        <w:t xml:space="preserve"> </w:t>
+        <w:t xml:space="preserve">Böswillige Beschwerden:</w:t>
+      </w:r>
+      <w:r>
+        <w:t xml:space="preserve"> </w:t>
+      </w:r>
+      <w:r>
+        <w:rPr>
+          <w:i/>
+          <w:iCs/>
+        </w:rPr>
+        <w:t xml:space="preserve">&lt;Vorsätzlich falsche Beschwerden können ein Rechenschaftsverfahren gegen die beschwerdeführende Person auslösen.&gt;</w:t>
       </w:r>
     </w:p>
     <w:p>
@@ -2027,7 +2052,7 @@
           <w:b/>
           <w:bCs/>
         </w:rPr>
-        <w:t xml:space="preserve">Facilitator conflict of interest:</w:t>
+        <w:t xml:space="preserve">Interessenkonflikt der Moderation:</w:t>
       </w:r>
       <w:r>
         <w:t xml:space="preserve"> </w:t>
@@ -2046,10 +2071,17 @@
           <w:b/>
           <w:bCs/>
         </w:rPr>
-        <w:t xml:space="preserve">Process pause:</w:t>
-      </w:r>
-      <w:r>
-        <w:t xml:space="preserve"> </w:t>
+        <w:t xml:space="preserve">Prozesspause:</w:t>
+      </w:r>
+      <w:r>
+        <w:t xml:space="preserve"> </w:t>
+      </w:r>
+      <w:r>
+        <w:rPr>
+          <w:i/>
+          <w:iCs/>
+        </w:rPr>
+        <w:t xml:space="preserve">&lt;Jede Partei darf den Prozess einmal für bis zu X Tage per schriftlicher Mitteilung pausieren.&gt;</w:t>
       </w:r>
     </w:p>
     <w:p>
@@ -2065,17 +2097,17 @@
           <w:b/>
           <w:bCs/>
         </w:rPr>
-        <w:t xml:space="preserve">Safety-critical immediate action:</w:t>
-      </w:r>
-      <w:r>
-        <w:t xml:space="preserve"> </w:t>
-      </w:r>
-      <w:r>
-        <w:rPr>
-          <w:i/>
-          <w:iCs/>
-        </w:rPr>
-        <w:t xml:space="preserve">&lt;facilitator may recommend a temporary access restriction pending review; review window.&gt;</w:t>
+        <w:t xml:space="preserve">Sicherheitskritische Sofortmassnahme:</w:t>
+      </w:r>
+      <w:r>
+        <w:t xml:space="preserve"> </w:t>
+      </w:r>
+      <w:r>
+        <w:rPr>
+          <w:i/>
+          <w:iCs/>
+        </w:rPr>
+        <w:t xml:space="preserve">&lt;Die Moderation darf eine vorübergehende Zugangsbeschränkung bis zur Überprüfung empfehlen; Überprüfungsfenster.&gt;</w:t>
       </w:r>
     </w:p>
     <w:p>
@@ -2091,17 +2123,17 @@
           <w:b/>
           <w:bCs/>
         </w:rPr>
-        <w:t xml:space="preserve">Power differential — separate intake channel:</w:t>
-      </w:r>
-      <w:r>
-        <w:t xml:space="preserve"> </w:t>
-      </w:r>
-      <w:r>
-        <w:rPr>
-          <w:i/>
-          <w:iCs/>
-        </w:rPr>
-        <w:t xml:space="preserve">&lt;where a power differential exists, the affected member may submit intake directly to a body other than the standard Facilitator.&gt;</w:t>
+        <w:t xml:space="preserve">Machtgefälle — separater Eingangskanal:</w:t>
+      </w:r>
+      <w:r>
+        <w:t xml:space="preserve"> </w:t>
+      </w:r>
+      <w:r>
+        <w:rPr>
+          <w:i/>
+          <w:iCs/>
+        </w:rPr>
+        <w:t xml:space="preserve">&lt;Wenn ein Machtgefälle besteht, darf das betroffene Mitglied die Eingabe direkt an ein anderes Gremium als die standardmässige Moderation richten.&gt;</w:t>
       </w:r>
     </w:p>
     <w:p>
@@ -2117,17 +2149,17 @@
           <w:b/>
           <w:bCs/>
         </w:rPr>
-        <w:t xml:space="preserve">Role suspension during review:</w:t>
-      </w:r>
-      <w:r>
-        <w:t xml:space="preserve"> </w:t>
-      </w:r>
-      <w:r>
-        <w:rPr>
-          <w:i/>
-          <w:iCs/>
-        </w:rPr>
-        <w:t xml:space="preserve">&lt;Full Members may temporarily suspend a role holder’s delegated authority during review without constituting forced exit.&gt;</w:t>
+        <w:t xml:space="preserve">Rollensuspendierung während der Überprüfung:</w:t>
+      </w:r>
+      <w:r>
+        <w:t xml:space="preserve"> </w:t>
+      </w:r>
+      <w:r>
+        <w:rPr>
+          <w:i/>
+          <w:iCs/>
+        </w:rPr>
+        <w:t xml:space="preserve">&lt;Vollmitglieder dürfen die delegierte Autorität einer Rolleninhaberin oder eines Rolleninhabers während der Überprüfung vorübergehend aussetzen, ohne dass dies einen erzwungenen Austritt darstellt.&gt;</w:t>
       </w:r>
     </w:p>
     <w:p>
@@ -2138,13 +2170,13 @@
       </w:r>
     </w:p>
     <w:bookmarkEnd w:id="23"/>
-    <w:bookmarkStart w:id="24" w:name="ratification-record"/>
+    <w:bookmarkStart w:id="24" w:name="ratifizierungsprotokoll"/>
     <w:p>
       <w:pPr>
         <w:pStyle w:val="Heading2"/>
       </w:pPr>
       <w:r>
-        <w:t xml:space="preserve">Ratification Record</w:t>
+        <w:t xml:space="preserve">Ratifizierungsprotokoll</w:t>
       </w:r>
     </w:p>
     <w:p>
@@ -2160,7 +2192,7 @@
           <w:b/>
           <w:bCs/>
         </w:rPr>
-        <w:t xml:space="preserve">Adopted:</w:t>
+        <w:t xml:space="preserve">Angenommen:</w:t>
       </w:r>
       <w:r>
         <w:t xml:space="preserve"> </w:t>
@@ -2179,13 +2211,13 @@
           <w:b/>
           <w:bCs/>
         </w:rPr>
-        <w:t xml:space="preserve">Decision type:</w:t>
-      </w:r>
-      <w:r>
-        <w:t xml:space="preserve"> </w:t>
-      </w:r>
-      <w:r>
-        <w:t xml:space="preserve">Strategic</w:t>
+        <w:t xml:space="preserve">Entscheidungstyp:</w:t>
+      </w:r>
+      <w:r>
+        <w:t xml:space="preserve"> </w:t>
+      </w:r>
+      <w:r>
+        <w:t xml:space="preserve">Strategisch</w:t>
       </w:r>
     </w:p>
     <w:p>
@@ -2220,7 +2252,7 @@
           <w:b/>
           <w:bCs/>
         </w:rPr>
-        <w:t xml:space="preserve">Decision record:</w:t>
+        <w:t xml:space="preserve">Entscheidungsprotokoll:</w:t>
       </w:r>
       <w:r>
         <w:t xml:space="preserve"> </w:t>

--- a/static/downloads/de/docx/layer-4/conflict-resolution-ladder.docx
+++ b/static/downloads/de/docx/layer-4/conflict-resolution-ladder.docx
@@ -87,7 +87,7 @@
         <w:t xml:space="preserve"> </w:t>
       </w:r>
       <w:r>
-        <w:t xml:space="preserve">2026-04-28</w:t>
+        <w:t xml:space="preserve">2026-04-29</w:t>
       </w:r>
     </w:p>
     <w:p>

--- a/static/downloads/de/docx/layer-4/conflict-resolution-ladder.docx
+++ b/static/downloads/de/docx/layer-4/conflict-resolution-ladder.docx
@@ -87,7 +87,7 @@
         <w:t xml:space="preserve"> </w:t>
       </w:r>
       <w:r>
-        <w:t xml:space="preserve">2026-06-26</w:t>
+        <w:t xml:space="preserve">2026-07-07</w:t>
       </w:r>
     </w:p>
     <w:p>
@@ -431,8 +431,14 @@
     </w:p>
     <w:p>
       <w:pPr>
-        <w:pStyle w:val="BlockText"/>
-      </w:pPr>
+        <w:pStyle w:val="BodyText"/>
+      </w:pPr>
+      <w:r>
+        <w:t xml:space="preserve">&gt;</w:t>
+      </w:r>
+      <w:r>
+        <w:t xml:space="preserve"> </w:t>
+      </w:r>
       <w:r>
         <w:rPr>
           <w:b/>
@@ -440,19 +446,29 @@
         </w:rPr>
         <w:t xml:space="preserve">Begründung — Warum Konflikte überhaupt klassifizieren</w:t>
       </w:r>
-    </w:p>
-    <w:p>
-      <w:pPr>
-        <w:pStyle w:val="BlockText"/>
-      </w:pPr>
-      <w:r>
-        <w:t xml:space="preserve">Ohne benannte Klassen wird jeder Streit gleich behandelt — oder schlimmer noch, je nach beteiligter Person unterschiedlich. Explizite Klassen legen den Einstiegspunkt, das Reaktionsfenster und den Dokumentationsaufwand von vornherein fest, sodass sicherheitskritische Angelegenheiten nicht stillschweigend über ein freundliches Gespräch abgehandelt und geringfügige Reibungen nicht zu einer formellen Überprüfung aufgebauscht werden können.</w:t>
-      </w:r>
-    </w:p>
-    <w:p>
-      <w:pPr>
-        <w:pStyle w:val="BlockText"/>
-      </w:pPr>
+      <w:r>
+        <w:t xml:space="preserve"> </w:t>
+      </w:r>
+      <w:r>
+        <w:t xml:space="preserve">&gt;</w:t>
+      </w:r>
+      <w:r>
+        <w:t xml:space="preserve"> </w:t>
+      </w:r>
+      <w:r>
+        <w:t xml:space="preserve">&gt; Ohne benannte Klassen wird jeder Streit gleich behandelt — oder schlimmer noch, je nach beteiligter Person unterschiedlich. Explizite Klassen legen den Einstiegspunkt, das Reaktionsfenster und den Dokumentationsaufwand von vornherein fest, sodass sicherheitskritische Angelegenheiten nicht stillschweigend über ein freundliches Gespräch abgehandelt und geringfügige Reibungen nicht zu einer formellen Überprüfung aufgebauscht werden können.</w:t>
+      </w:r>
+    </w:p>
+    <w:p>
+      <w:pPr>
+        <w:pStyle w:val="BodyText"/>
+      </w:pPr>
+      <w:r>
+        <w:t xml:space="preserve">&gt;</w:t>
+      </w:r>
+      <w:r>
+        <w:t xml:space="preserve"> </w:t>
+      </w:r>
       <w:r>
         <w:rPr>
           <w:b/>
@@ -460,13 +476,17 @@
         </w:rPr>
         <w:t xml:space="preserve">Anleitung — Wie du das ausfüllst</w:t>
       </w:r>
-    </w:p>
-    <w:p>
-      <w:pPr>
-        <w:pStyle w:val="BlockText"/>
-      </w:pPr>
-      <w:r>
-        <w:t xml:space="preserve">Lege für jede Klasse die Eintrittskriterien, die Einstiegsstufe in der Leiter, das anfängliche Reaktionsfenster und den Dokumentationsaufwand fest.</w:t>
+      <w:r>
+        <w:t xml:space="preserve"> </w:t>
+      </w:r>
+      <w:r>
+        <w:t xml:space="preserve">&gt;</w:t>
+      </w:r>
+      <w:r>
+        <w:t xml:space="preserve"> </w:t>
+      </w:r>
+      <w:r>
+        <w:t xml:space="preserve">&gt; Lege für jede Klasse die Eintrittskriterien, die Einstiegsstufe in der Leiter, das anfängliche Reaktionsfenster und den Dokumentationsaufwand fest.</w:t>
       </w:r>
     </w:p>
     <w:tbl>
@@ -549,6 +569,13 @@
             <w:pPr>
               <w:pStyle w:val="Compact"/>
             </w:pPr>
+            <w:r>
+              <w:rPr>
+                <w:i/>
+                <w:iCs/>
+              </w:rPr>
+              <w:t xml:space="preserve">&lt;Zwischenmenschlich&gt;</w:t>
+            </w:r>
           </w:p>
         </w:tc>
         <w:tc>
@@ -557,6 +584,13 @@
             <w:pPr>
               <w:pStyle w:val="Compact"/>
             </w:pPr>
+            <w:r>
+              <w:rPr>
+                <w:i/>
+                <w:iCs/>
+              </w:rPr>
+              <w:t xml:space="preserve">&lt;Reibung zwischen Mitgliedern&gt;</w:t>
+            </w:r>
           </w:p>
         </w:tc>
         <w:tc>
@@ -580,6 +614,13 @@
             <w:pPr>
               <w:pStyle w:val="Compact"/>
             </w:pPr>
+            <w:r>
+              <w:rPr>
+                <w:i/>
+                <w:iCs/>
+              </w:rPr>
+              <w:t xml:space="preserve">&lt;Fenster&gt;</w:t>
+            </w:r>
           </w:p>
         </w:tc>
         <w:tc>
@@ -588,6 +629,13 @@
             <w:pPr>
               <w:pStyle w:val="Compact"/>
             </w:pPr>
+            <w:r>
+              <w:rPr>
+                <w:i/>
+                <w:iCs/>
+              </w:rPr>
+              <w:t xml:space="preserve">&lt;ab welcher Stufe&gt;</w:t>
+            </w:r>
           </w:p>
         </w:tc>
       </w:tr>
@@ -598,6 +646,13 @@
             <w:pPr>
               <w:pStyle w:val="Compact"/>
             </w:pPr>
+            <w:r>
+              <w:rPr>
+                <w:i/>
+                <w:iCs/>
+              </w:rPr>
+              <w:t xml:space="preserve">&lt;Rollenbasiert&gt;</w:t>
+            </w:r>
           </w:p>
         </w:tc>
         <w:tc>
@@ -668,6 +723,13 @@
             <w:pPr>
               <w:pStyle w:val="Compact"/>
             </w:pPr>
+            <w:r>
+              <w:rPr>
+                <w:i/>
+                <w:iCs/>
+              </w:rPr>
+              <w:t xml:space="preserve">&lt;Strukturell&gt;</w:t>
+            </w:r>
           </w:p>
         </w:tc>
         <w:tc>
@@ -815,6 +877,13 @@
             <w:pPr>
               <w:pStyle w:val="Compact"/>
             </w:pPr>
+            <w:r>
+              <w:rPr>
+                <w:i/>
+                <w:iCs/>
+              </w:rPr>
+              <w:t xml:space="preserve">&lt;Sicherheitskritisch&gt;</w:t>
+            </w:r>
           </w:p>
         </w:tc>
         <w:tc>
@@ -853,6 +922,13 @@
             <w:pPr>
               <w:pStyle w:val="Compact"/>
             </w:pPr>
+            <w:r>
+              <w:rPr>
+                <w:i/>
+                <w:iCs/>
+              </w:rPr>
+              <w:t xml:space="preserve">&lt;kurzes Fenster&gt;</w:t>
+            </w:r>
           </w:p>
         </w:tc>
         <w:tc>
@@ -874,10 +950,10 @@
     </w:tbl>
     <w:p>
       <w:pPr>
-        <w:pStyle w:val="BlockText"/>
-      </w:pPr>
-      <w:r>
-        <w:t xml:space="preserve">Sicherheitskritische Konflikte setzen Teilnahmerechte, Rollenkontinuität und betriebliche Zweckmässigkeit ausser Kraft.</w:t>
+        <w:pStyle w:val="BodyText"/>
+      </w:pPr>
+      <w:r>
+        <w:t xml:space="preserve">&gt; Sicherheitskritische Konflikte setzen Teilnahmerechte, Rollenkontinuität und betriebliche Zweckmässigkeit ausser Kraft.</w:t>
       </w:r>
     </w:p>
     <w:bookmarkEnd w:id="18"/>
@@ -1041,8 +1117,14 @@
     </w:p>
     <w:p>
       <w:pPr>
-        <w:pStyle w:val="BlockText"/>
-      </w:pPr>
+        <w:pStyle w:val="BodyText"/>
+      </w:pPr>
+      <w:r>
+        <w:t xml:space="preserve">&gt;</w:t>
+      </w:r>
+      <w:r>
+        <w:t xml:space="preserve"> </w:t>
+      </w:r>
       <w:r>
         <w:rPr>
           <w:b/>
@@ -1050,19 +1132,29 @@
         </w:rPr>
         <w:t xml:space="preserve">Begründung — Warum eine abgestufte Leiter statt eines einzigen Prozesses</w:t>
       </w:r>
-    </w:p>
-    <w:p>
-      <w:pPr>
-        <w:pStyle w:val="BlockText"/>
-      </w:pPr>
-      <w:r>
-        <w:t xml:space="preserve">Die meisten Konflikte sind niedrigschwellig und lassen sich am besten zwischen den Beteiligten lösen; alles in eine formelle Überprüfung zu zwingen würde Vertrauen zerstören und das Governance-System überfluten. Eine Leiter passt den Prozessaufwand an das Streitgewicht an — zuerst ein privates Gespräch, dann ein moderierter Dialog, eine schriftliche Dokumentation nur bei Bedarf, eine Governance-Abstimmung nur wenn alles andere scheitert. Ausserdem wird die Eskalation zu einem strukturellen Recht, statt einem Gefallen, der von der Person mit der meisten sozialen Macht gewährt wird.</w:t>
-      </w:r>
-    </w:p>
-    <w:p>
-      <w:pPr>
-        <w:pStyle w:val="BlockText"/>
-      </w:pPr>
+      <w:r>
+        <w:t xml:space="preserve"> </w:t>
+      </w:r>
+      <w:r>
+        <w:t xml:space="preserve">&gt;</w:t>
+      </w:r>
+      <w:r>
+        <w:t xml:space="preserve"> </w:t>
+      </w:r>
+      <w:r>
+        <w:t xml:space="preserve">&gt; Die meisten Konflikte sind niedrigschwellig und lassen sich am besten zwischen den Beteiligten lösen; alles in eine formelle Überprüfung zu zwingen würde Vertrauen zerstören und das Governance-System überfluten. Eine Leiter passt den Prozessaufwand an das Streitgewicht an — zuerst ein privates Gespräch, dann ein moderierter Dialog, eine schriftliche Dokumentation nur bei Bedarf, eine Governance-Abstimmung nur wenn alles andere scheitert. Ausserdem wird die Eskalation zu einem strukturellen Recht, statt einem Gefallen, der von der Person mit der meisten sozialen Macht gewährt wird.</w:t>
+      </w:r>
+    </w:p>
+    <w:p>
+      <w:pPr>
+        <w:pStyle w:val="BodyText"/>
+      </w:pPr>
+      <w:r>
+        <w:t xml:space="preserve">&gt;</w:t>
+      </w:r>
+      <w:r>
+        <w:t xml:space="preserve"> </w:t>
+      </w:r>
       <w:r>
         <w:rPr>
           <w:b/>
@@ -1070,13 +1162,17 @@
         </w:rPr>
         <w:t xml:space="preserve">Anleitung — Wie du das ausfüllst</w:t>
       </w:r>
-    </w:p>
-    <w:p>
-      <w:pPr>
-        <w:pStyle w:val="BlockText"/>
-      </w:pPr>
-      <w:r>
-        <w:t xml:space="preserve">Definiere jede Leiterstufe: wer beteiligt ist, was passiert, das Zeitfenster und die Eskalationsregel. Halte die frühen Stufen leicht und vertraulich; reserviere die formelle Überprüfung für spätere Stufen.</w:t>
+      <w:r>
+        <w:t xml:space="preserve"> </w:t>
+      </w:r>
+      <w:r>
+        <w:t xml:space="preserve">&gt;</w:t>
+      </w:r>
+      <w:r>
+        <w:t xml:space="preserve"> </w:t>
+      </w:r>
+      <w:r>
+        <w:t xml:space="preserve">&gt; Definiere jede Leiterstufe: wer beteiligt ist, was passiert, das Zeitfenster und die Eskalationsregel. Halte die frühen Stufen leicht und vertraulich; reserviere die formelle Überprüfung für spätere Stufen.</w:t>
       </w:r>
     </w:p>
     <w:p>
@@ -1336,8 +1432,14 @@
     </w:p>
     <w:p>
       <w:pPr>
-        <w:pStyle w:val="BlockText"/>
-      </w:pPr>
+        <w:pStyle w:val="BodyText"/>
+      </w:pPr>
+      <w:r>
+        <w:t xml:space="preserve">&gt;</w:t>
+      </w:r>
+      <w:r>
+        <w:t xml:space="preserve"> </w:t>
+      </w:r>
       <w:r>
         <w:rPr>
           <w:b/>
@@ -1345,19 +1447,29 @@
         </w:rPr>
         <w:t xml:space="preserve">Begründung — Was verhindert, dass ein Prozess durch Schweigen sabotiert wird</w:t>
       </w:r>
-    </w:p>
-    <w:p>
-      <w:pPr>
-        <w:pStyle w:val="BlockText"/>
-      </w:pPr>
-      <w:r>
-        <w:t xml:space="preserve">Der einfachste Weg, jeden Rechenschaftsprozess auszuhebeln, ist ihn zu ignorieren. Wenn Nichtreaktion, Rückzug oder Pattsituation die Angelegenheit einfriert, trägt die geschädigte Partei die Kosten der Untätigkeit. Explizite Regeln für jeden Ausfallmodus verwandeln Schweigen in einen dokumentierten Eskalationsauslöser statt in ein Veto.</w:t>
-      </w:r>
-    </w:p>
-    <w:p>
-      <w:pPr>
-        <w:pStyle w:val="BlockText"/>
-      </w:pPr>
+      <w:r>
+        <w:t xml:space="preserve"> </w:t>
+      </w:r>
+      <w:r>
+        <w:t xml:space="preserve">&gt;</w:t>
+      </w:r>
+      <w:r>
+        <w:t xml:space="preserve"> </w:t>
+      </w:r>
+      <w:r>
+        <w:t xml:space="preserve">&gt; Der einfachste Weg, jeden Rechenschaftsprozess auszuhebeln, ist ihn zu ignorieren. Wenn Nichtreaktion, Rückzug oder Pattsituation die Angelegenheit einfriert, trägt die geschädigte Partei die Kosten der Untätigkeit. Explizite Regeln für jeden Ausfallmodus verwandeln Schweigen in einen dokumentierten Eskalationsauslöser statt in ein Veto.</w:t>
+      </w:r>
+    </w:p>
+    <w:p>
+      <w:pPr>
+        <w:pStyle w:val="BodyText"/>
+      </w:pPr>
+      <w:r>
+        <w:t xml:space="preserve">&gt;</w:t>
+      </w:r>
+      <w:r>
+        <w:t xml:space="preserve"> </w:t>
+      </w:r>
       <w:r>
         <w:rPr>
           <w:b/>
@@ -1365,18 +1477,22 @@
         </w:rPr>
         <w:t xml:space="preserve">Anleitung — Wie du das ausfüllst</w:t>
       </w:r>
-    </w:p>
-    <w:p>
-      <w:pPr>
-        <w:pStyle w:val="BlockText"/>
-      </w:pPr>
-      <w:r>
-        <w:t xml:space="preserve">Definiere, wie Nichtreaktion, Rückzug während des Prozesses, Pattsituationen und Verfahrensfehler behandelt werden. Jeder Fall sollte einen dokumentierten Eskalationspfad haben.</w:t>
-      </w:r>
-    </w:p>
-    <w:p>
-      <w:pPr>
-        <w:pStyle w:val="FirstParagraph"/>
+      <w:r>
+        <w:t xml:space="preserve"> </w:t>
+      </w:r>
+      <w:r>
+        <w:t xml:space="preserve">&gt;</w:t>
+      </w:r>
+      <w:r>
+        <w:t xml:space="preserve"> </w:t>
+      </w:r>
+      <w:r>
+        <w:t xml:space="preserve">&gt; Definiere, wie Nichtreaktion, Rückzug während des Prozesses, Pattsituationen und Verfahrensfehler behandelt werden. Jeder Fall sollte einen dokumentierten Eskalationspfad haben.</w:t>
+      </w:r>
+    </w:p>
+    <w:p>
+      <w:pPr>
+        <w:pStyle w:val="BodyText"/>
       </w:pPr>
       <w:r>
         <w:rPr>
@@ -1558,8 +1674,14 @@
     </w:p>
     <w:p>
       <w:pPr>
-        <w:pStyle w:val="BlockText"/>
-      </w:pPr>
+        <w:pStyle w:val="BodyText"/>
+      </w:pPr>
+      <w:r>
+        <w:t xml:space="preserve">&gt;</w:t>
+      </w:r>
+      <w:r>
+        <w:t xml:space="preserve"> </w:t>
+      </w:r>
       <w:r>
         <w:rPr>
           <w:b/>
@@ -1567,19 +1689,29 @@
         </w:rPr>
         <w:t xml:space="preserve">Begründung — Warum festlegen, wie die Moderation ausgewählt oder ersetzt wird</w:t>
       </w:r>
-    </w:p>
-    <w:p>
-      <w:pPr>
-        <w:pStyle w:val="BlockText"/>
-      </w:pPr>
-      <w:r>
-        <w:t xml:space="preserve">Eine moderierende Person, die selbst in den Konflikt verwickelt ist — oder sozial einer Partei nahesteht — kann den Prozess nicht fair führen, egal wie gut ihre Absichten sind. Auswahl- und Ersetzungsregeln vorab festzulegen bedeutet, dass die betroffene Partei nicht um ein neutrales Verfahren kämpfen muss, während sie ohnehin unter Stress steht.</w:t>
-      </w:r>
-    </w:p>
-    <w:p>
-      <w:pPr>
-        <w:pStyle w:val="BlockText"/>
-      </w:pPr>
+      <w:r>
+        <w:t xml:space="preserve"> </w:t>
+      </w:r>
+      <w:r>
+        <w:t xml:space="preserve">&gt;</w:t>
+      </w:r>
+      <w:r>
+        <w:t xml:space="preserve"> </w:t>
+      </w:r>
+      <w:r>
+        <w:t xml:space="preserve">&gt; Eine moderierende Person, die selbst in den Konflikt verwickelt ist — oder sozial einer Partei nahesteht — kann den Prozess nicht fair führen, egal wie gut ihre Absichten sind. Auswahl- und Ersetzungsregeln vorab festzulegen bedeutet, dass die betroffene Partei nicht um ein neutrales Verfahren kämpfen muss, während sie ohnehin unter Stress steht.</w:t>
+      </w:r>
+    </w:p>
+    <w:p>
+      <w:pPr>
+        <w:pStyle w:val="BodyText"/>
+      </w:pPr>
+      <w:r>
+        <w:t xml:space="preserve">&gt;</w:t>
+      </w:r>
+      <w:r>
+        <w:t xml:space="preserve"> </w:t>
+      </w:r>
       <w:r>
         <w:rPr>
           <w:b/>
@@ -1587,13 +1719,17 @@
         </w:rPr>
         <w:t xml:space="preserve">Anleitung — Wie du das ausfüllst</w:t>
       </w:r>
-    </w:p>
-    <w:p>
-      <w:pPr>
-        <w:pStyle w:val="BlockText"/>
-      </w:pPr>
-      <w:r>
-        <w:t xml:space="preserve">Lege die standardmässige Moderationsrolle fest, die Regel für den Fall, dass die moderierende Person selbst Partei ist, das Ablehnungsrecht und eine optionale externe Moderation.</w:t>
+      <w:r>
+        <w:t xml:space="preserve"> </w:t>
+      </w:r>
+      <w:r>
+        <w:t xml:space="preserve">&gt;</w:t>
+      </w:r>
+      <w:r>
+        <w:t xml:space="preserve"> </w:t>
+      </w:r>
+      <w:r>
+        <w:t xml:space="preserve">&gt; Lege die standardmässige Moderationsrolle fest, die Regel für den Fall, dass die moderierende Person selbst Partei ist, das Ablehnungsrecht und eine optionale externe Moderation.</w:t>
       </w:r>
     </w:p>
     <w:p>
@@ -1652,6 +1788,13 @@
           <w:numId w:val="1008"/>
         </w:numPr>
       </w:pPr>
+      <w:r>
+        <w:rPr>
+          <w:i/>
+          <w:iCs/>
+        </w:rPr>
+        <w:t xml:space="preserve">&lt;Optionale externe Moderation in gegenseitigem Einvernehmen.&gt;</w:t>
+      </w:r>
     </w:p>
     <w:bookmarkEnd w:id="21"/>
     <w:bookmarkStart w:id="22" w:name="Xb72de4e56001a7c93c3af91e4d6f8daef5aac25"/>
@@ -1694,8 +1837,14 @@
     </w:p>
     <w:p>
       <w:pPr>
-        <w:pStyle w:val="BlockText"/>
-      </w:pPr>
+        <w:pStyle w:val="BodyText"/>
+      </w:pPr>
+      <w:r>
+        <w:t xml:space="preserve">&gt;</w:t>
+      </w:r>
+      <w:r>
+        <w:t xml:space="preserve"> </w:t>
+      </w:r>
       <w:r>
         <w:rPr>
           <w:b/>
@@ -1703,19 +1852,29 @@
         </w:rPr>
         <w:t xml:space="preserve">Begründung — Warum den Informationsfluss so streng begrenzen</w:t>
       </w:r>
-    </w:p>
-    <w:p>
-      <w:pPr>
-        <w:pStyle w:val="BlockText"/>
-      </w:pPr>
-      <w:r>
-        <w:t xml:space="preserve">Konfliktakten enthalten das sensibelste Material, über das die Gemeinschaft verfügt. Durchsickern, Klatsch oder beiläufige Weitergabe verursachen Folgeschäden und schrecken vor zukünftigen Meldungen ab. Explizite Grenzen — was bei den Parteien bleibt, was die Vollmitglieder erfahren und wann Akten vernichtet werden — machen Vertraulichkeit durchsetzbar statt nur wünschenswert.</w:t>
-      </w:r>
-    </w:p>
-    <w:p>
-      <w:pPr>
-        <w:pStyle w:val="BlockText"/>
-      </w:pPr>
+      <w:r>
+        <w:t xml:space="preserve"> </w:t>
+      </w:r>
+      <w:r>
+        <w:t xml:space="preserve">&gt;</w:t>
+      </w:r>
+      <w:r>
+        <w:t xml:space="preserve"> </w:t>
+      </w:r>
+      <w:r>
+        <w:t xml:space="preserve">&gt; Konfliktakten enthalten das sensibelste Material, über das die Gemeinschaft verfügt. Durchsickern, Klatsch oder beiläufige Weitergabe verursachen Folgeschäden und schrecken vor zukünftigen Meldungen ab. Explizite Grenzen — was bei den Parteien bleibt, was die Vollmitglieder erfahren und wann Akten vernichtet werden — machen Vertraulichkeit durchsetzbar statt nur wünschenswert.</w:t>
+      </w:r>
+    </w:p>
+    <w:p>
+      <w:pPr>
+        <w:pStyle w:val="BodyText"/>
+      </w:pPr>
+      <w:r>
+        <w:t xml:space="preserve">&gt;</w:t>
+      </w:r>
+      <w:r>
+        <w:t xml:space="preserve"> </w:t>
+      </w:r>
       <w:r>
         <w:rPr>
           <w:b/>
@@ -1723,13 +1882,17 @@
         </w:rPr>
         <w:t xml:space="preserve">Anleitung — Wie du das ausfüllst</w:t>
       </w:r>
-    </w:p>
-    <w:p>
-      <w:pPr>
-        <w:pStyle w:val="BlockText"/>
-      </w:pPr>
-      <w:r>
-        <w:t xml:space="preserve">Lege fest, welche Stufen vollständig vertraulich sind, welche Mindestinformationen in der Governance-Stufe offengelegt werden dürfen, die Aufbewahrungsfrist und die Verschwiegenheitspflicht.</w:t>
+      <w:r>
+        <w:t xml:space="preserve"> </w:t>
+      </w:r>
+      <w:r>
+        <w:t xml:space="preserve">&gt;</w:t>
+      </w:r>
+      <w:r>
+        <w:t xml:space="preserve"> </w:t>
+      </w:r>
+      <w:r>
+        <w:t xml:space="preserve">&gt; Lege fest, welche Stufen vollständig vertraulich sind, welche Mindestinformationen in der Governance-Stufe offengelegt werden dürfen, die Aufbewahrungsfrist und die Verschwiegenheitspflicht.</w:t>
       </w:r>
     </w:p>
     <w:p>
@@ -1949,8 +2112,14 @@
     </w:p>
     <w:p>
       <w:pPr>
-        <w:pStyle w:val="BlockText"/>
-      </w:pPr>
+        <w:pStyle w:val="BodyText"/>
+      </w:pPr>
+      <w:r>
+        <w:t xml:space="preserve">&gt;</w:t>
+      </w:r>
+      <w:r>
+        <w:t xml:space="preserve"> </w:t>
+      </w:r>
       <w:r>
         <w:rPr>
           <w:b/>
@@ -1958,19 +2127,29 @@
         </w:rPr>
         <w:t xml:space="preserve">Begründung — Warum gibt es Schutzmassnahmen zusätzlich zur Leiter</w:t>
       </w:r>
-    </w:p>
-    <w:p>
-      <w:pPr>
-        <w:pStyle w:val="BlockText"/>
-      </w:pPr>
-      <w:r>
-        <w:t xml:space="preserve">Ein Prozess allein schützt nicht die Partei mit weniger Macht. Vergeltung, böswillige Beschwerden, befangene Moderation und ungeprüfte Sicherheitsrisiken können ein ansonsten gutes Verfahren aushebeln. Schutzmassnahmen sind die Sicherheitsnetze, die die Leiter funktionsfähig halten, wenn Anreize gegen ehrliche Meldungen wirken.</w:t>
-      </w:r>
-    </w:p>
-    <w:p>
-      <w:pPr>
-        <w:pStyle w:val="BlockText"/>
-      </w:pPr>
+      <w:r>
+        <w:t xml:space="preserve"> </w:t>
+      </w:r>
+      <w:r>
+        <w:t xml:space="preserve">&gt;</w:t>
+      </w:r>
+      <w:r>
+        <w:t xml:space="preserve"> </w:t>
+      </w:r>
+      <w:r>
+        <w:t xml:space="preserve">&gt; Ein Prozess allein schützt nicht die Partei mit weniger Macht. Vergeltung, böswillige Beschwerden, befangene Moderation und ungeprüfte Sicherheitsrisiken können ein ansonsten gutes Verfahren aushebeln. Schutzmassnahmen sind die Sicherheitsnetze, die die Leiter funktionsfähig halten, wenn Anreize gegen ehrliche Meldungen wirken.</w:t>
+      </w:r>
+    </w:p>
+    <w:p>
+      <w:pPr>
+        <w:pStyle w:val="BodyText"/>
+      </w:pPr>
+      <w:r>
+        <w:t xml:space="preserve">&gt;</w:t>
+      </w:r>
+      <w:r>
+        <w:t xml:space="preserve"> </w:t>
+      </w:r>
       <w:r>
         <w:rPr>
           <w:b/>
@@ -1978,13 +2157,17 @@
         </w:rPr>
         <w:t xml:space="preserve">Anleitung — Wie du das ausfüllst</w:t>
       </w:r>
-    </w:p>
-    <w:p>
-      <w:pPr>
-        <w:pStyle w:val="BlockText"/>
-      </w:pPr>
-      <w:r>
-        <w:t xml:space="preserve">Lege für jede Schutzmassnahme die Regel und die Konsequenz bei Verstoss fest. Fälle mit Machtgefälle benötigen einen eigenen Eingangskanal.</w:t>
+      <w:r>
+        <w:t xml:space="preserve"> </w:t>
+      </w:r>
+      <w:r>
+        <w:t xml:space="preserve">&gt;</w:t>
+      </w:r>
+      <w:r>
+        <w:t xml:space="preserve"> </w:t>
+      </w:r>
+      <w:r>
+        <w:t xml:space="preserve">&gt; Lege für jede Schutzmassnahme die Regel und die Konsequenz bei Verstoss fest. Fälle mit Machtgefälle benötigen einen eigenen Eingangskanal.</w:t>
       </w:r>
     </w:p>
     <w:p>
@@ -2057,6 +2240,13 @@
       <w:r>
         <w:t xml:space="preserve"> </w:t>
       </w:r>
+      <w:r>
+        <w:rPr>
+          <w:i/>
+          <w:iCs/>
+        </w:rPr>
+        <w:t xml:space="preserve">&lt;siehe Auswahl und Ersetzung der Moderation.&gt;</w:t>
+      </w:r>
     </w:p>
     <w:p>
       <w:pPr>
@@ -2197,6 +2387,9 @@
       <w:r>
         <w:t xml:space="preserve"> </w:t>
       </w:r>
+      <w:r>
+        <w:t xml:space="preserve">&lt;JJJJ-MM-TT&gt;</w:t>
+      </w:r>
     </w:p>
     <w:p>
       <w:pPr>
@@ -2238,6 +2431,9 @@
       <w:r>
         <w:t xml:space="preserve"> </w:t>
       </w:r>
+      <w:r>
+        <w:t xml:space="preserve">&lt;Version&gt;</w:t>
+      </w:r>
     </w:p>
     <w:p>
       <w:pPr>
@@ -2256,6 +2452,9 @@
       </w:r>
       <w:r>
         <w:t xml:space="preserve"> </w:t>
+      </w:r>
+      <w:r>
+        <w:t xml:space="preserve">&lt;Link zum Entscheidungsprotokoll&gt;</w:t>
       </w:r>
     </w:p>
     <w:bookmarkEnd w:id="24"/>

--- a/static/downloads/de/docx/layer-4/conflict-resolution-ladder.docx
+++ b/static/downloads/de/docx/layer-4/conflict-resolution-ladder.docx
@@ -59,7 +59,7 @@
         <w:t xml:space="preserve">RCOS – Regenerative Community Operating System</w:t>
       </w:r>
     </w:p>
-    <w:bookmarkStart w:id="25" w:name="konfliktlösungsleiter"/>
+    <w:bookmarkStart w:id="27" w:name="konfliktlösungsleiter"/>
     <w:p>
       <w:pPr>
         <w:pStyle w:val="Heading1"/>
@@ -87,7 +87,7 @@
         <w:t xml:space="preserve"> </w:t>
       </w:r>
       <w:r>
-        <w:t xml:space="preserve">2026-07-07</w:t>
+        <w:t xml:space="preserve">2026-08-31</w:t>
       </w:r>
     </w:p>
     <w:p>
@@ -271,7 +271,7 @@
         </w:pict>
       </w:r>
     </w:p>
-    <w:bookmarkStart w:id="18" w:name="konfliktklassifizierung"/>
+    <w:bookmarkStart w:id="20" w:name="konfliktklassifizierung"/>
     <w:p>
       <w:pPr>
         <w:pStyle w:val="Heading2"/>
@@ -426,6 +426,54 @@
             <w:iCs/>
           </w:rPr>
           <w:t xml:space="preserve">6.5.3</w:t>
+        </w:r>
+      </w:hyperlink>
+      <w:r>
+        <w:rPr>
+          <w:i/>
+          <w:iCs/>
+        </w:rPr>
+        <w:t xml:space="preserve">,</w:t>
+      </w:r>
+      <w:r>
+        <w:rPr>
+          <w:i/>
+          <w:iCs/>
+        </w:rPr>
+        <w:t xml:space="preserve"> </w:t>
+      </w:r>
+      <w:hyperlink r:id="rId18">
+        <w:r>
+          <w:rPr>
+            <w:rStyle w:val="Hyperlink"/>
+            <w:i/>
+            <w:iCs/>
+          </w:rPr>
+          <w:t xml:space="preserve">6.6.4</w:t>
+        </w:r>
+      </w:hyperlink>
+      <w:r>
+        <w:rPr>
+          <w:i/>
+          <w:iCs/>
+        </w:rPr>
+        <w:t xml:space="preserve">,</w:t>
+      </w:r>
+      <w:r>
+        <w:rPr>
+          <w:i/>
+          <w:iCs/>
+        </w:rPr>
+        <w:t xml:space="preserve"> </w:t>
+      </w:r>
+      <w:hyperlink r:id="rId19">
+        <w:r>
+          <w:rPr>
+            <w:rStyle w:val="Hyperlink"/>
+            <w:i/>
+            <w:iCs/>
+          </w:rPr>
+          <w:t xml:space="preserve">6.7.1</w:t>
         </w:r>
       </w:hyperlink>
     </w:p>
@@ -956,8 +1004,8 @@
         <w:t xml:space="preserve">&gt; Sicherheitskritische Konflikte setzen Teilnahmerechte, Rollenkontinuität und betriebliche Zweckmässigkeit ausser Kraft.</w:t>
       </w:r>
     </w:p>
-    <w:bookmarkEnd w:id="18"/>
-    <w:bookmarkStart w:id="19" w:name="stufen-der-lösungsleiter"/>
+    <w:bookmarkEnd w:id="20"/>
+    <w:bookmarkStart w:id="21" w:name="stufen-der-lösungsleiter"/>
     <w:p>
       <w:pPr>
         <w:pStyle w:val="Heading2"/>
@@ -1114,6 +1162,30 @@
           <w:t xml:space="preserve">6.5.3</w:t>
         </w:r>
       </w:hyperlink>
+      <w:r>
+        <w:rPr>
+          <w:i/>
+          <w:iCs/>
+        </w:rPr>
+        <w:t xml:space="preserve">,</w:t>
+      </w:r>
+      <w:r>
+        <w:rPr>
+          <w:i/>
+          <w:iCs/>
+        </w:rPr>
+        <w:t xml:space="preserve"> </w:t>
+      </w:r>
+      <w:hyperlink r:id="rId18">
+        <w:r>
+          <w:rPr>
+            <w:rStyle w:val="Hyperlink"/>
+            <w:i/>
+            <w:iCs/>
+          </w:rPr>
+          <w:t xml:space="preserve">6.6.1</w:t>
+        </w:r>
+      </w:hyperlink>
     </w:p>
     <w:p>
       <w:pPr>
@@ -1367,8 +1439,8 @@
         <w:t xml:space="preserve">&lt;koordiniert mit dem Austritts- &amp; Trennungsprotokoll; Mindest-Sperrfrist für erneute Bewerbung.&gt;</w:t>
       </w:r>
     </w:p>
-    <w:bookmarkEnd w:id="19"/>
-    <w:bookmarkStart w:id="20" w:name="nichtreaktion-rückzug-und-pattsituation"/>
+    <w:bookmarkEnd w:id="21"/>
+    <w:bookmarkStart w:id="22" w:name="nichtreaktion-rückzug-und-pattsituation"/>
     <w:p>
       <w:pPr>
         <w:pStyle w:val="Heading2"/>
@@ -1609,8 +1681,8 @@
         </w:pict>
       </w:r>
     </w:p>
-    <w:bookmarkEnd w:id="20"/>
-    <w:bookmarkStart w:id="21" w:name="auswahl-und-ersetzung-der-moderation"/>
+    <w:bookmarkEnd w:id="22"/>
+    <w:bookmarkStart w:id="23" w:name="auswahl-und-ersetzung-der-moderation"/>
     <w:p>
       <w:pPr>
         <w:pStyle w:val="Heading2"/>
@@ -1796,8 +1868,8 @@
         <w:t xml:space="preserve">&lt;Optionale externe Moderation in gegenseitigem Einvernehmen.&gt;</w:t>
       </w:r>
     </w:p>
-    <w:bookmarkEnd w:id="21"/>
-    <w:bookmarkStart w:id="22" w:name="Xb72de4e56001a7c93c3af91e4d6f8daef5aac25"/>
+    <w:bookmarkEnd w:id="23"/>
+    <w:bookmarkStart w:id="24" w:name="Xb72de4e56001a7c93c3af91e4d6f8daef5aac25"/>
     <w:p>
       <w:pPr>
         <w:pStyle w:val="Heading2"/>
@@ -1975,8 +2047,8 @@
         <w:t xml:space="preserve">in darf Informationen über den Prozess ausserhalb der definierten Beteiligten ohne schriftliche Zustimmung aller Parteien weitergeben.&gt;</w:t>
       </w:r>
     </w:p>
-    <w:bookmarkEnd w:id="22"/>
-    <w:bookmarkStart w:id="23" w:name="schutzmassnahmen"/>
+    <w:bookmarkEnd w:id="24"/>
+    <w:bookmarkStart w:id="25" w:name="schutzmassnahmen"/>
     <w:p>
       <w:pPr>
         <w:pStyle w:val="Heading2"/>
@@ -2109,6 +2181,30 @@
           <w:t xml:space="preserve">6.3.5</w:t>
         </w:r>
       </w:hyperlink>
+      <w:r>
+        <w:rPr>
+          <w:i/>
+          <w:iCs/>
+        </w:rPr>
+        <w:t xml:space="preserve">,</w:t>
+      </w:r>
+      <w:r>
+        <w:rPr>
+          <w:i/>
+          <w:iCs/>
+        </w:rPr>
+        <w:t xml:space="preserve"> </w:t>
+      </w:r>
+      <w:hyperlink r:id="rId18">
+        <w:r>
+          <w:rPr>
+            <w:rStyle w:val="Hyperlink"/>
+            <w:i/>
+            <w:iCs/>
+          </w:rPr>
+          <w:t xml:space="preserve">6.6.2</w:t>
+        </w:r>
+      </w:hyperlink>
     </w:p>
     <w:p>
       <w:pPr>
@@ -2359,8 +2455,8 @@
         </w:pict>
       </w:r>
     </w:p>
-    <w:bookmarkEnd w:id="23"/>
-    <w:bookmarkStart w:id="24" w:name="ratifizierungsprotokoll"/>
+    <w:bookmarkEnd w:id="25"/>
+    <w:bookmarkStart w:id="26" w:name="ratifizierungsprotokoll"/>
     <w:p>
       <w:pPr>
         <w:pStyle w:val="Heading2"/>
@@ -2457,8 +2553,8 @@
         <w:t xml:space="preserve">&lt;Link zum Entscheidungsprotokoll&gt;</w:t>
       </w:r>
     </w:p>
-    <w:bookmarkEnd w:id="24"/>
-    <w:bookmarkEnd w:id="25"/>
+    <w:bookmarkEnd w:id="26"/>
+    <w:bookmarkEnd w:id="27"/>
     <w:sectPr>
       <w:footnotePr>
         <w:numRestart w:val="eachSect"/>
